--- a/docs/risk-assessment/Risk_Assessment_TreasureRow_AFTER.docx
+++ b/docs/risk-assessment/Risk_Assessment_TreasureRow_AFTER.docx
@@ -2,27 +2,81 @@
 <file path=word/document.xml><?xml version="1.0" encoding="utf-8"?>
 <w:document xmlns:wpc="http://schemas.microsoft.com/office/word/2010/wordprocessingCanvas" xmlns:mo="http://schemas.microsoft.com/office/mac/office/2008/main" xmlns:mc="http://schemas.openxmlformats.org/markup-compatibility/2006" xmlns:mv="urn:schemas-microsoft-com:mac:vml" xmlns:o="urn:schemas-microsoft-com:office:office" xmlns:r="http://schemas.openxmlformats.org/officeDocument/2006/relationships" xmlns:m="http://schemas.openxmlformats.org/officeDocument/2006/math" xmlns:v="urn:schemas-microsoft-com:vml" xmlns:wp14="http://schemas.microsoft.com/office/word/2010/wordprocessingDrawing" xmlns:wp="http://schemas.openxmlformats.org/drawingml/2006/wordprocessingDrawing" xmlns:w10="urn:schemas-microsoft-com:office:word" xmlns:w="http://schemas.openxmlformats.org/wordprocessingml/2006/main" xmlns:w14="http://schemas.microsoft.com/office/word/2010/wordml" xmlns:wpg="http://schemas.microsoft.com/office/word/2010/wordprocessingGroup" xmlns:wpi="http://schemas.microsoft.com/office/word/2010/wordprocessingInk" xmlns:wne="http://schemas.microsoft.com/office/word/2006/wordml" xmlns:wps="http://schemas.microsoft.com/office/word/2010/wordprocessingShape" mc:Ignorable="w14 wp14">
   <w:body>
-    <w:p>
-      <w:pPr>
-        <w:spacing w:after="0"/>
+    <w:p xmlns:a="http://schemas.openxmlformats.org/drawingml/2006/main" xmlns:pic="http://schemas.openxmlformats.org/drawingml/2006/picture">
+      <w:pPr>
+        <w:spacing w:after="60"/>
+        <w:jc w:val="center"/>
       </w:pPr>
       <w:r>
         <w:rPr>
-          <w:rFonts w:ascii="Times New Roman" w:hAnsi="Times New Roman"/>
+          <w:rFonts w:ascii="Times New Roman" w:hAnsi="Times New Roman" w:cs="Times New Roman" w:eastAsia="Times New Roman"/>
           <w:b/>
-          <w:color w:val="000000"/>
           <w:sz w:val="48"/>
+          <w:szCs w:val="48"/>
         </w:rPr>
         <w:t>Treasure Row</w:t>
       </w:r>
     </w:p>
-    <w:p>
-      <w:pPr>
-        <w:spacing w:after="240"/>
+    <w:p xmlns:a="http://schemas.openxmlformats.org/drawingml/2006/main" xmlns:pic="http://schemas.openxmlformats.org/drawingml/2006/picture">
+      <w:pPr>
+        <w:spacing w:after="120"/>
+        <w:jc w:val="center"/>
       </w:pPr>
       <w:r>
         <w:rPr>
-          <w:rFonts w:ascii="Times New Roman" w:hAnsi="Times New Roman"/>
+          <w:rFonts w:ascii="Times New Roman" w:hAnsi="Times New Roman" w:cs="Times New Roman" w:eastAsia="Times New Roman"/>
+          <w:sz w:val="22"/>
+          <w:szCs w:val="22"/>
+        </w:rPr>
+        <w:t xml:space="preserve">Donovan Griffin, Cameron Ridgley, Jonah Goodwine, Ricki Davis, Chase Jones, Noah Higgs, Chi Martin</w:t>
+      </w:r>
+    </w:p>
+    <w:p xmlns:a="http://schemas.openxmlformats.org/drawingml/2006/main" xmlns:pic="http://schemas.openxmlformats.org/drawingml/2006/picture">
+      <w:pPr>
+        <w:spacing w:after="240"/>
+        <w:jc w:val="center"/>
+      </w:pPr>
+      <w:r>
+        <w:drawing>
+          <wp:inline distT="0" distB="0" distL="0" distR="0">
+            <wp:extent cx="2011680" cy="1644192"/>
+            <wp:docPr id="90001" name="Treasure Row logo"/>
+            <a:graphic>
+              <a:graphicData uri="http://schemas.openxmlformats.org/drawingml/2006/picture">
+                <pic:pic>
+                  <pic:nvPicPr>
+                    <pic:cNvPr id="90001" name="treasure_row_logo.png"/>
+                    <pic:cNvPicPr/>
+                  </pic:nvPicPr>
+                  <pic:blipFill>
+                    <a:blip r:embed="rIdTRCoverLogo"/>
+                    <a:stretch>
+                      <a:fillRect/>
+                    </a:stretch>
+                  </pic:blipFill>
+                  <pic:spPr>
+                    <a:xfrm>
+                      <a:off x="0" y="0"/>
+                      <a:ext cx="2011680" cy="1644192"/>
+                    </a:xfrm>
+                    <a:prstGeom prst="rect">
+                      <a:avLst/>
+                    </a:prstGeom>
+                  </pic:spPr>
+                </pic:pic>
+              </a:graphicData>
+            </a:graphic>
+          </wp:inline>
+        </w:drawing>
+      </w:r>
+    </w:p>
+    <w:p>
+      <w:pPr>
+        <w:spacing w:after="240"/>
+      </w:pPr>
+      <w:r>
+        <w:rPr>
+          <w:rFonts w:ascii="Times New Roman" w:hAnsi="Times New Roman" w:cs="Times New Roman" w:eastAsia="Times New Roman"/>
           <w:b/>
           <w:color w:val="000000"/>
           <w:sz w:val="48"/>
@@ -44,7 +98,7 @@
       </w:pPr>
       <w:r>
         <w:rPr>
-          <w:rFonts w:ascii="Times New Roman" w:hAnsi="Times New Roman"/>
+          <w:rFonts w:ascii="Times New Roman" w:hAnsi="Times New Roman" w:cs="Times New Roman" w:eastAsia="Times New Roman"/>
           <w:b/>
           <w:color w:val="000000"/>
           <w:sz w:val="18"/>
@@ -58,7 +112,7 @@
       </w:pPr>
       <w:r>
         <w:rPr>
-          <w:rFonts w:ascii="Times New Roman" w:hAnsi="Times New Roman"/>
+          <w:rFonts w:ascii="Times New Roman" w:hAnsi="Times New Roman" w:cs="Times New Roman" w:eastAsia="Times New Roman"/>
           <w:b/>
           <w:color w:val="000000"/>
           <w:sz w:val="28"/>
@@ -166,7 +220,7 @@
       </w:pPr>
       <w:r>
         <w:rPr>
-          <w:rFonts w:ascii="Times New Roman" w:hAnsi="Times New Roman"/>
+          <w:rFonts w:ascii="Times New Roman" w:hAnsi="Times New Roman" w:cs="Times New Roman" w:eastAsia="Times New Roman"/>
           <w:b/>
           <w:color w:val="000000"/>
           <w:sz w:val="28"/>
@@ -216,7 +270,7 @@
       </w:pPr>
       <w:r>
         <w:rPr>
-          <w:rFonts w:ascii="Times New Roman" w:hAnsi="Times New Roman"/>
+          <w:rFonts w:ascii="Times New Roman" w:hAnsi="Times New Roman" w:cs="Times New Roman" w:eastAsia="Times New Roman"/>
           <w:b/>
           <w:color w:val="000000"/>
           <w:sz w:val="22"/>
@@ -266,7 +320,7 @@
       </w:pPr>
       <w:r>
         <w:rPr>
-          <w:rFonts w:ascii="Times New Roman" w:hAnsi="Times New Roman"/>
+          <w:rFonts w:ascii="Times New Roman" w:hAnsi="Times New Roman" w:cs="Times New Roman" w:eastAsia="Times New Roman"/>
           <w:b/>
           <w:color w:val="000000"/>
           <w:sz w:val="22"/>
@@ -316,7 +370,7 @@
       </w:pPr>
       <w:r>
         <w:rPr>
-          <w:rFonts w:ascii="Times New Roman" w:hAnsi="Times New Roman"/>
+          <w:rFonts w:ascii="Times New Roman" w:hAnsi="Times New Roman" w:cs="Times New Roman" w:eastAsia="Times New Roman"/>
           <w:b/>
           <w:color w:val="000000"/>
           <w:sz w:val="28"/>
@@ -366,7 +420,7 @@
       </w:pPr>
       <w:r>
         <w:rPr>
-          <w:rFonts w:ascii="Times New Roman" w:hAnsi="Times New Roman"/>
+          <w:rFonts w:ascii="Times New Roman" w:hAnsi="Times New Roman" w:cs="Times New Roman" w:eastAsia="Times New Roman"/>
           <w:b/>
           <w:color w:val="000000"/>
           <w:sz w:val="22"/>
@@ -416,7 +470,7 @@
       </w:pPr>
       <w:r>
         <w:rPr>
-          <w:rFonts w:ascii="Times New Roman" w:hAnsi="Times New Roman"/>
+          <w:rFonts w:ascii="Times New Roman" w:hAnsi="Times New Roman" w:cs="Times New Roman" w:eastAsia="Times New Roman"/>
           <w:b/>
           <w:color w:val="000000"/>
           <w:sz w:val="22"/>
@@ -466,7 +520,7 @@
       </w:pPr>
       <w:r>
         <w:rPr>
-          <w:rFonts w:ascii="Times New Roman" w:hAnsi="Times New Roman"/>
+          <w:rFonts w:ascii="Times New Roman" w:hAnsi="Times New Roman" w:cs="Times New Roman" w:eastAsia="Times New Roman"/>
           <w:b/>
           <w:color w:val="000000"/>
           <w:sz w:val="28"/>
@@ -516,7 +570,7 @@
       </w:pPr>
       <w:r>
         <w:rPr>
-          <w:rFonts w:ascii="Times New Roman" w:hAnsi="Times New Roman"/>
+          <w:rFonts w:ascii="Times New Roman" w:hAnsi="Times New Roman" w:cs="Times New Roman" w:eastAsia="Times New Roman"/>
           <w:b/>
           <w:color w:val="000000"/>
           <w:sz w:val="22"/>
@@ -566,7 +620,7 @@
       </w:pPr>
       <w:r>
         <w:rPr>
-          <w:rFonts w:ascii="Times New Roman" w:hAnsi="Times New Roman"/>
+          <w:rFonts w:ascii="Times New Roman" w:hAnsi="Times New Roman" w:cs="Times New Roman" w:eastAsia="Times New Roman"/>
           <w:b/>
           <w:color w:val="000000"/>
           <w:sz w:val="22"/>
@@ -616,7 +670,7 @@
       </w:pPr>
       <w:r>
         <w:rPr>
-          <w:rFonts w:ascii="Times New Roman" w:hAnsi="Times New Roman"/>
+          <w:rFonts w:ascii="Times New Roman" w:hAnsi="Times New Roman" w:cs="Times New Roman" w:eastAsia="Times New Roman"/>
           <w:b/>
           <w:color w:val="000000"/>
           <w:sz w:val="28"/>
@@ -666,7 +720,7 @@
       </w:pPr>
       <w:r>
         <w:rPr>
-          <w:rFonts w:ascii="Times New Roman" w:hAnsi="Times New Roman"/>
+          <w:rFonts w:ascii="Times New Roman" w:hAnsi="Times New Roman" w:cs="Times New Roman" w:eastAsia="Times New Roman"/>
           <w:b/>
           <w:color w:val="000000"/>
           <w:sz w:val="22"/>
@@ -716,7 +770,7 @@
       </w:pPr>
       <w:r>
         <w:rPr>
-          <w:rFonts w:ascii="Times New Roman" w:hAnsi="Times New Roman"/>
+          <w:rFonts w:ascii="Times New Roman" w:hAnsi="Times New Roman" w:cs="Times New Roman" w:eastAsia="Times New Roman"/>
           <w:b/>
           <w:color w:val="000000"/>
           <w:sz w:val="22"/>
@@ -766,7 +820,7 @@
       </w:pPr>
       <w:r>
         <w:rPr>
-          <w:rFonts w:ascii="Times New Roman" w:hAnsi="Times New Roman"/>
+          <w:rFonts w:ascii="Times New Roman" w:hAnsi="Times New Roman" w:cs="Times New Roman" w:eastAsia="Times New Roman"/>
           <w:b/>
           <w:color w:val="000000"/>
           <w:sz w:val="28"/>
@@ -816,7 +870,7 @@
       </w:pPr>
       <w:r>
         <w:rPr>
-          <w:rFonts w:ascii="Times New Roman" w:hAnsi="Times New Roman"/>
+          <w:rFonts w:ascii="Times New Roman" w:hAnsi="Times New Roman" w:cs="Times New Roman" w:eastAsia="Times New Roman"/>
           <w:b/>
           <w:color w:val="000000"/>
           <w:sz w:val="22"/>
@@ -866,7 +920,7 @@
       </w:pPr>
       <w:r>
         <w:rPr>
-          <w:rFonts w:ascii="Times New Roman" w:hAnsi="Times New Roman"/>
+          <w:rFonts w:ascii="Times New Roman" w:hAnsi="Times New Roman" w:cs="Times New Roman" w:eastAsia="Times New Roman"/>
           <w:b/>
           <w:color w:val="000000"/>
           <w:sz w:val="22"/>
@@ -916,7 +970,7 @@
       </w:pPr>
       <w:r>
         <w:rPr>
-          <w:rFonts w:ascii="Times New Roman" w:hAnsi="Times New Roman"/>
+          <w:rFonts w:ascii="Times New Roman" w:hAnsi="Times New Roman" w:cs="Times New Roman" w:eastAsia="Times New Roman"/>
           <w:b/>
           <w:color w:val="000000"/>
           <w:sz w:val="28"/>
@@ -966,7 +1020,7 @@
       </w:pPr>
       <w:r>
         <w:rPr>
-          <w:rFonts w:ascii="Times New Roman" w:hAnsi="Times New Roman"/>
+          <w:rFonts w:ascii="Times New Roman" w:hAnsi="Times New Roman" w:cs="Times New Roman" w:eastAsia="Times New Roman"/>
           <w:b/>
           <w:color w:val="000000"/>
           <w:sz w:val="22"/>
@@ -1016,7 +1070,7 @@
       </w:pPr>
       <w:r>
         <w:rPr>
-          <w:rFonts w:ascii="Times New Roman" w:hAnsi="Times New Roman"/>
+          <w:rFonts w:ascii="Times New Roman" w:hAnsi="Times New Roman" w:cs="Times New Roman" w:eastAsia="Times New Roman"/>
           <w:b/>
           <w:color w:val="000000"/>
           <w:sz w:val="22"/>
@@ -1066,7 +1120,7 @@
       </w:pPr>
       <w:r>
         <w:rPr>
-          <w:rFonts w:ascii="Times New Roman" w:hAnsi="Times New Roman"/>
+          <w:rFonts w:ascii="Times New Roman" w:hAnsi="Times New Roman" w:cs="Times New Roman" w:eastAsia="Times New Roman"/>
           <w:b/>
           <w:color w:val="000000"/>
           <w:sz w:val="28"/>
@@ -1116,7 +1170,7 @@
       </w:pPr>
       <w:r>
         <w:rPr>
-          <w:rFonts w:ascii="Times New Roman" w:hAnsi="Times New Roman"/>
+          <w:rFonts w:ascii="Times New Roman" w:hAnsi="Times New Roman" w:cs="Times New Roman" w:eastAsia="Times New Roman"/>
           <w:b/>
           <w:color w:val="000000"/>
           <w:sz w:val="22"/>
@@ -1166,7 +1220,7 @@
       </w:pPr>
       <w:r>
         <w:rPr>
-          <w:rFonts w:ascii="Times New Roman" w:hAnsi="Times New Roman"/>
+          <w:rFonts w:ascii="Times New Roman" w:hAnsi="Times New Roman" w:cs="Times New Roman" w:eastAsia="Times New Roman"/>
           <w:b/>
           <w:color w:val="000000"/>
           <w:sz w:val="22"/>
@@ -1233,7 +1287,7 @@
       </w:pPr>
       <w:r>
         <w:rPr>
-          <w:rFonts w:ascii="Times New Roman" w:hAnsi="Times New Roman"/>
+          <w:rFonts w:ascii="Times New Roman" w:hAnsi="Times New Roman" w:cs="Times New Roman" w:eastAsia="Times New Roman"/>
           <w:b/>
           <w:color w:val="000000"/>
           <w:sz w:val="28"/>
@@ -1247,7 +1301,7 @@
       </w:pPr>
       <w:r>
         <w:rPr>
-          <w:rFonts w:ascii="Times New Roman" w:hAnsi="Times New Roman"/>
+          <w:rFonts w:ascii="Times New Roman" w:hAnsi="Times New Roman" w:cs="Times New Roman" w:eastAsia="Times New Roman"/>
           <w:b/>
           <w:color w:val="000000"/>
           <w:sz w:val="22"/>
@@ -1297,7 +1351,7 @@
       </w:pPr>
       <w:r>
         <w:rPr>
-          <w:rFonts w:ascii="Times New Roman" w:hAnsi="Times New Roman"/>
+          <w:rFonts w:ascii="Times New Roman" w:hAnsi="Times New Roman" w:cs="Times New Roman" w:eastAsia="Times New Roman"/>
           <w:b/>
           <w:color w:val="000000"/>
           <w:sz w:val="22"/>
@@ -1323,7 +1377,7 @@
       </w:pPr>
       <w:r>
         <w:rPr>
-          <w:rFonts w:ascii="Times New Roman" w:hAnsi="Times New Roman"/>
+          <w:rFonts w:ascii="Times New Roman" w:hAnsi="Times New Roman" w:cs="Times New Roman" w:eastAsia="Times New Roman"/>
           <w:b/>
           <w:color w:val="000000"/>
           <w:sz w:val="22"/>
@@ -1361,7 +1415,7 @@
       </w:pPr>
       <w:r>
         <w:rPr>
-          <w:rFonts w:ascii="Times New Roman" w:hAnsi="Times New Roman"/>
+          <w:rFonts w:ascii="Times New Roman" w:hAnsi="Times New Roman" w:cs="Times New Roman" w:eastAsia="Times New Roman"/>
           <w:b/>
           <w:color w:val="000000"/>
           <w:sz w:val="22"/>
@@ -1399,7 +1453,7 @@
       </w:pPr>
       <w:r>
         <w:rPr>
-          <w:rFonts w:ascii="Times New Roman" w:hAnsi="Times New Roman"/>
+          <w:rFonts w:ascii="Times New Roman" w:hAnsi="Times New Roman" w:cs="Times New Roman" w:eastAsia="Times New Roman"/>
           <w:b/>
           <w:color w:val="000000"/>
           <w:sz w:val="22"/>
@@ -1437,7 +1491,7 @@
       </w:pPr>
       <w:r>
         <w:rPr>
-          <w:rFonts w:ascii="Times New Roman" w:hAnsi="Times New Roman"/>
+          <w:rFonts w:ascii="Times New Roman" w:hAnsi="Times New Roman" w:cs="Times New Roman" w:eastAsia="Times New Roman"/>
           <w:b/>
           <w:color w:val="000000"/>
           <w:sz w:val="22"/>
@@ -1475,7 +1529,7 @@
       </w:pPr>
       <w:r>
         <w:rPr>
-          <w:rFonts w:ascii="Times New Roman" w:hAnsi="Times New Roman"/>
+          <w:rFonts w:ascii="Times New Roman" w:hAnsi="Times New Roman" w:cs="Times New Roman" w:eastAsia="Times New Roman"/>
           <w:b/>
           <w:color w:val="000000"/>
           <w:sz w:val="22"/>
@@ -1513,7 +1567,7 @@
       </w:pPr>
       <w:r>
         <w:rPr>
-          <w:rFonts w:ascii="Times New Roman" w:hAnsi="Times New Roman"/>
+          <w:rFonts w:ascii="Times New Roman" w:hAnsi="Times New Roman" w:cs="Times New Roman" w:eastAsia="Times New Roman"/>
           <w:b/>
           <w:color w:val="000000"/>
           <w:sz w:val="22"/>
@@ -1643,7 +1697,7 @@
         <w:ind w:left="1440" w:hanging="360"/>
       </w:pPr>
       <w:rPr>
-        <w:rFonts w:ascii="Symbol" w:hAnsi="Symbol" w:hint="default"/>
+        <w:rFonts w:ascii="Times New Roman" w:hAnsi="Times New Roman" w:cs="Times New Roman" w:eastAsia="Times New Roman"/>
       </w:rPr>
     </w:lvl>
   </w:abstractNum>
@@ -1664,7 +1718,7 @@
         <w:ind w:left="1080" w:hanging="360"/>
       </w:pPr>
       <w:rPr>
-        <w:rFonts w:ascii="Symbol" w:hAnsi="Symbol" w:hint="default"/>
+        <w:rFonts w:ascii="Times New Roman" w:hAnsi="Times New Roman" w:cs="Times New Roman" w:eastAsia="Times New Roman"/>
       </w:rPr>
     </w:lvl>
   </w:abstractNum>
@@ -1685,7 +1739,7 @@
         <w:ind w:left="720" w:hanging="360"/>
       </w:pPr>
       <w:rPr>
-        <w:rFonts w:ascii="Symbol" w:hAnsi="Symbol" w:hint="default"/>
+        <w:rFonts w:ascii="Times New Roman" w:hAnsi="Times New Roman" w:cs="Times New Roman" w:eastAsia="Times New Roman"/>
       </w:rPr>
     </w:lvl>
   </w:abstractNum>
@@ -1724,7 +1778,7 @@
         <w:ind w:left="360" w:hanging="360"/>
       </w:pPr>
       <w:rPr>
-        <w:rFonts w:ascii="Symbol" w:hAnsi="Symbol" w:hint="default"/>
+        <w:rFonts w:ascii="Times New Roman" w:hAnsi="Times New Roman" w:cs="Times New Roman" w:eastAsia="Times New Roman"/>
       </w:rPr>
     </w:lvl>
   </w:abstractNum>
@@ -1763,7 +1817,7 @@
   <w:docDefaults>
     <w:rPrDefault>
       <w:rPr>
-        <w:rFonts w:asciiTheme="minorHAnsi" w:eastAsiaTheme="minorEastAsia" w:hAnsiTheme="minorHAnsi" w:cstheme="minorBidi"/>
+        <w:rFonts w:ascii="Times New Roman" w:hAnsi="Times New Roman" w:cs="Times New Roman" w:eastAsia="Times New Roman"/>
         <w:sz w:val="22"/>
         <w:szCs w:val="22"/>
         <w:lang w:val="en-US" w:eastAsia="en-US" w:bidi="ar-SA"/>
@@ -1919,7 +1973,7 @@
     <w:qFormat/>
     <w:rsid w:val="00FC693F"/>
     <w:rPr>
-      <w:rFonts w:ascii="Times New Roman" w:hAnsi="Times New Roman" w:eastAsia="Times New Roman"/>
+      <w:rFonts w:ascii="Times New Roman" w:hAnsi="Times New Roman" w:cs="Times New Roman" w:eastAsia="Times New Roman"/>
       <w:sz w:val="22"/>
     </w:rPr>
   </w:style>
@@ -1982,7 +2036,7 @@
       <w:outlineLvl w:val="0"/>
     </w:pPr>
     <w:rPr>
-      <w:rFonts w:asciiTheme="majorHAnsi" w:eastAsiaTheme="majorEastAsia" w:hAnsiTheme="majorHAnsi" w:cstheme="majorBidi"/>
+      <w:rFonts w:ascii="Times New Roman" w:hAnsi="Times New Roman" w:cs="Times New Roman" w:eastAsia="Times New Roman"/>
       <w:b/>
       <w:bCs/>
       <w:color w:val="365F91" w:themeColor="accent1" w:themeShade="BF"/>
@@ -2006,7 +2060,7 @@
       <w:outlineLvl w:val="1"/>
     </w:pPr>
     <w:rPr>
-      <w:rFonts w:asciiTheme="majorHAnsi" w:eastAsiaTheme="majorEastAsia" w:hAnsiTheme="majorHAnsi" w:cstheme="majorBidi"/>
+      <w:rFonts w:ascii="Times New Roman" w:hAnsi="Times New Roman" w:cs="Times New Roman" w:eastAsia="Times New Roman"/>
       <w:b/>
       <w:bCs/>
       <w:color w:val="4F81BD" w:themeColor="accent1"/>
@@ -2030,7 +2084,7 @@
       <w:outlineLvl w:val="2"/>
     </w:pPr>
     <w:rPr>
-      <w:rFonts w:asciiTheme="majorHAnsi" w:eastAsiaTheme="majorEastAsia" w:hAnsiTheme="majorHAnsi" w:cstheme="majorBidi"/>
+      <w:rFonts w:ascii="Times New Roman" w:hAnsi="Times New Roman" w:cs="Times New Roman" w:eastAsia="Times New Roman"/>
       <w:b/>
       <w:bCs/>
       <w:color w:val="4F81BD" w:themeColor="accent1"/>
@@ -2053,7 +2107,7 @@
       <w:outlineLvl w:val="3"/>
     </w:pPr>
     <w:rPr>
-      <w:rFonts w:asciiTheme="majorHAnsi" w:eastAsiaTheme="majorEastAsia" w:hAnsiTheme="majorHAnsi" w:cstheme="majorBidi"/>
+      <w:rFonts w:ascii="Times New Roman" w:hAnsi="Times New Roman" w:cs="Times New Roman" w:eastAsia="Times New Roman"/>
       <w:b/>
       <w:bCs/>
       <w:i/>
@@ -2078,7 +2132,7 @@
       <w:outlineLvl w:val="4"/>
     </w:pPr>
     <w:rPr>
-      <w:rFonts w:asciiTheme="majorHAnsi" w:eastAsiaTheme="majorEastAsia" w:hAnsiTheme="majorHAnsi" w:cstheme="majorBidi"/>
+      <w:rFonts w:ascii="Times New Roman" w:hAnsi="Times New Roman" w:cs="Times New Roman" w:eastAsia="Times New Roman"/>
       <w:color w:val="243F60" w:themeColor="accent1" w:themeShade="7F"/>
     </w:rPr>
   </w:style>
@@ -2099,7 +2153,7 @@
       <w:outlineLvl w:val="5"/>
     </w:pPr>
     <w:rPr>
-      <w:rFonts w:asciiTheme="majorHAnsi" w:eastAsiaTheme="majorEastAsia" w:hAnsiTheme="majorHAnsi" w:cstheme="majorBidi"/>
+      <w:rFonts w:ascii="Times New Roman" w:hAnsi="Times New Roman" w:cs="Times New Roman" w:eastAsia="Times New Roman"/>
       <w:i/>
       <w:iCs/>
       <w:color w:val="243F60" w:themeColor="accent1" w:themeShade="7F"/>
@@ -2122,7 +2176,7 @@
       <w:outlineLvl w:val="6"/>
     </w:pPr>
     <w:rPr>
-      <w:rFonts w:asciiTheme="majorHAnsi" w:eastAsiaTheme="majorEastAsia" w:hAnsiTheme="majorHAnsi" w:cstheme="majorBidi"/>
+      <w:rFonts w:ascii="Times New Roman" w:hAnsi="Times New Roman" w:cs="Times New Roman" w:eastAsia="Times New Roman"/>
       <w:i/>
       <w:iCs/>
       <w:color w:val="404040" w:themeColor="text1" w:themeTint="BF"/>
@@ -2145,7 +2199,7 @@
       <w:outlineLvl w:val="7"/>
     </w:pPr>
     <w:rPr>
-      <w:rFonts w:asciiTheme="majorHAnsi" w:eastAsiaTheme="majorEastAsia" w:hAnsiTheme="majorHAnsi" w:cstheme="majorBidi"/>
+      <w:rFonts w:ascii="Times New Roman" w:hAnsi="Times New Roman" w:cs="Times New Roman" w:eastAsia="Times New Roman"/>
       <w:color w:val="4F81BD" w:themeColor="accent1"/>
       <w:sz w:val="20"/>
       <w:szCs w:val="20"/>
@@ -2168,7 +2222,7 @@
       <w:outlineLvl w:val="8"/>
     </w:pPr>
     <w:rPr>
-      <w:rFonts w:asciiTheme="majorHAnsi" w:eastAsiaTheme="majorEastAsia" w:hAnsiTheme="majorHAnsi" w:cstheme="majorBidi"/>
+      <w:rFonts w:ascii="Times New Roman" w:hAnsi="Times New Roman" w:cs="Times New Roman" w:eastAsia="Times New Roman"/>
       <w:i/>
       <w:iCs/>
       <w:color w:val="404040" w:themeColor="text1" w:themeTint="BF"/>
@@ -2219,7 +2273,7 @@
     <w:uiPriority w:val="9"/>
     <w:rsid w:val="00FC693F"/>
     <w:rPr>
-      <w:rFonts w:asciiTheme="majorHAnsi" w:eastAsiaTheme="majorEastAsia" w:hAnsiTheme="majorHAnsi" w:cstheme="majorBidi"/>
+      <w:rFonts w:ascii="Times New Roman" w:hAnsi="Times New Roman" w:cs="Times New Roman" w:eastAsia="Times New Roman"/>
       <w:b/>
       <w:bCs/>
       <w:color w:val="365F91" w:themeColor="accent1" w:themeShade="BF"/>
@@ -2234,7 +2288,7 @@
     <w:uiPriority w:val="9"/>
     <w:rsid w:val="00FC693F"/>
     <w:rPr>
-      <w:rFonts w:asciiTheme="majorHAnsi" w:eastAsiaTheme="majorEastAsia" w:hAnsiTheme="majorHAnsi" w:cstheme="majorBidi"/>
+      <w:rFonts w:ascii="Times New Roman" w:hAnsi="Times New Roman" w:cs="Times New Roman" w:eastAsia="Times New Roman"/>
       <w:b/>
       <w:bCs/>
       <w:color w:val="4F81BD" w:themeColor="accent1"/>
@@ -2249,7 +2303,7 @@
     <w:uiPriority w:val="9"/>
     <w:rsid w:val="00FC693F"/>
     <w:rPr>
-      <w:rFonts w:asciiTheme="majorHAnsi" w:eastAsiaTheme="majorEastAsia" w:hAnsiTheme="majorHAnsi" w:cstheme="majorBidi"/>
+      <w:rFonts w:ascii="Times New Roman" w:hAnsi="Times New Roman" w:cs="Times New Roman" w:eastAsia="Times New Roman"/>
       <w:b/>
       <w:bCs/>
       <w:color w:val="4F81BD" w:themeColor="accent1"/>
@@ -2271,7 +2325,7 @@
       <w:contextualSpacing/>
     </w:pPr>
     <w:rPr>
-      <w:rFonts w:asciiTheme="majorHAnsi" w:eastAsiaTheme="majorEastAsia" w:hAnsiTheme="majorHAnsi" w:cstheme="majorBidi"/>
+      <w:rFonts w:ascii="Times New Roman" w:hAnsi="Times New Roman" w:cs="Times New Roman" w:eastAsia="Times New Roman"/>
       <w:color w:val="17365D" w:themeColor="text2" w:themeShade="BF"/>
       <w:spacing w:val="5"/>
       <w:kern w:val="28"/>
@@ -2286,7 +2340,7 @@
     <w:uiPriority w:val="10"/>
     <w:rsid w:val="00FC693F"/>
     <w:rPr>
-      <w:rFonts w:asciiTheme="majorHAnsi" w:eastAsiaTheme="majorEastAsia" w:hAnsiTheme="majorHAnsi" w:cstheme="majorBidi"/>
+      <w:rFonts w:ascii="Times New Roman" w:hAnsi="Times New Roman" w:cs="Times New Roman" w:eastAsia="Times New Roman"/>
       <w:color w:val="17365D" w:themeColor="text2" w:themeShade="BF"/>
       <w:spacing w:val="5"/>
       <w:kern w:val="28"/>
@@ -2308,7 +2362,7 @@
       </w:numPr>
     </w:pPr>
     <w:rPr>
-      <w:rFonts w:asciiTheme="majorHAnsi" w:eastAsiaTheme="majorEastAsia" w:hAnsiTheme="majorHAnsi" w:cstheme="majorBidi"/>
+      <w:rFonts w:ascii="Times New Roman" w:hAnsi="Times New Roman" w:cs="Times New Roman" w:eastAsia="Times New Roman"/>
       <w:i/>
       <w:iCs/>
       <w:color w:val="4F81BD" w:themeColor="accent1"/>
@@ -2324,7 +2378,7 @@
     <w:uiPriority w:val="11"/>
     <w:rsid w:val="00FC693F"/>
     <w:rPr>
-      <w:rFonts w:asciiTheme="majorHAnsi" w:eastAsiaTheme="majorEastAsia" w:hAnsiTheme="majorHAnsi" w:cstheme="majorBidi"/>
+      <w:rFonts w:ascii="Times New Roman" w:hAnsi="Times New Roman" w:cs="Times New Roman" w:eastAsia="Times New Roman"/>
       <w:i/>
       <w:iCs/>
       <w:color w:val="4F81BD" w:themeColor="accent1"/>
@@ -2452,7 +2506,7 @@
       <w:contextualSpacing/>
     </w:pPr>
     <w:rPr>
-      <w:rFonts w:ascii="Times New Roman" w:hAnsi="Times New Roman"/>
+      <w:rFonts w:ascii="Times New Roman" w:hAnsi="Times New Roman" w:cs="Times New Roman" w:eastAsia="Times New Roman"/>
       <w:sz w:val="22"/>
     </w:rPr>
   </w:style>
@@ -2575,7 +2629,7 @@
       </w:tabs>
     </w:pPr>
     <w:rPr>
-      <w:rFonts w:ascii="Courier" w:hAnsi="Courier"/>
+      <w:rFonts w:ascii="Times New Roman" w:hAnsi="Times New Roman" w:cs="Times New Roman" w:eastAsia="Times New Roman"/>
       <w:sz w:val="20"/>
       <w:szCs w:val="20"/>
     </w:rPr>
@@ -2587,7 +2641,7 @@
     <w:uiPriority w:val="99"/>
     <w:rsid w:val="0029639D"/>
     <w:rPr>
-      <w:rFonts w:ascii="Courier" w:hAnsi="Courier"/>
+      <w:rFonts w:ascii="Times New Roman" w:hAnsi="Times New Roman" w:cs="Times New Roman" w:eastAsia="Times New Roman"/>
       <w:sz w:val="20"/>
       <w:szCs w:val="20"/>
     </w:rPr>
@@ -2626,7 +2680,7 @@
     <w:semiHidden/>
     <w:rsid w:val="00FC693F"/>
     <w:rPr>
-      <w:rFonts w:asciiTheme="majorHAnsi" w:eastAsiaTheme="majorEastAsia" w:hAnsiTheme="majorHAnsi" w:cstheme="majorBidi"/>
+      <w:rFonts w:ascii="Times New Roman" w:hAnsi="Times New Roman" w:cs="Times New Roman" w:eastAsia="Times New Roman"/>
       <w:b/>
       <w:bCs/>
       <w:i/>
@@ -2642,7 +2696,7 @@
     <w:semiHidden/>
     <w:rsid w:val="00FC693F"/>
     <w:rPr>
-      <w:rFonts w:asciiTheme="majorHAnsi" w:eastAsiaTheme="majorEastAsia" w:hAnsiTheme="majorHAnsi" w:cstheme="majorBidi"/>
+      <w:rFonts w:ascii="Times New Roman" w:hAnsi="Times New Roman" w:cs="Times New Roman" w:eastAsia="Times New Roman"/>
       <w:color w:val="243F60" w:themeColor="accent1" w:themeShade="7F"/>
     </w:rPr>
   </w:style>
@@ -2654,7 +2708,7 @@
     <w:semiHidden/>
     <w:rsid w:val="00FC693F"/>
     <w:rPr>
-      <w:rFonts w:asciiTheme="majorHAnsi" w:eastAsiaTheme="majorEastAsia" w:hAnsiTheme="majorHAnsi" w:cstheme="majorBidi"/>
+      <w:rFonts w:ascii="Times New Roman" w:hAnsi="Times New Roman" w:cs="Times New Roman" w:eastAsia="Times New Roman"/>
       <w:i/>
       <w:iCs/>
       <w:color w:val="243F60" w:themeColor="accent1" w:themeShade="7F"/>
@@ -2668,7 +2722,7 @@
     <w:semiHidden/>
     <w:rsid w:val="00FC693F"/>
     <w:rPr>
-      <w:rFonts w:asciiTheme="majorHAnsi" w:eastAsiaTheme="majorEastAsia" w:hAnsiTheme="majorHAnsi" w:cstheme="majorBidi"/>
+      <w:rFonts w:ascii="Times New Roman" w:hAnsi="Times New Roman" w:cs="Times New Roman" w:eastAsia="Times New Roman"/>
       <w:i/>
       <w:iCs/>
       <w:color w:val="404040" w:themeColor="text1" w:themeTint="BF"/>
@@ -2682,7 +2736,7 @@
     <w:semiHidden/>
     <w:rsid w:val="00FC693F"/>
     <w:rPr>
-      <w:rFonts w:asciiTheme="majorHAnsi" w:eastAsiaTheme="majorEastAsia" w:hAnsiTheme="majorHAnsi" w:cstheme="majorBidi"/>
+      <w:rFonts w:ascii="Times New Roman" w:hAnsi="Times New Roman" w:cs="Times New Roman" w:eastAsia="Times New Roman"/>
       <w:color w:val="4F81BD" w:themeColor="accent1"/>
       <w:sz w:val="20"/>
       <w:szCs w:val="20"/>
@@ -2696,7 +2750,7 @@
     <w:semiHidden/>
     <w:rsid w:val="00FC693F"/>
     <w:rPr>
-      <w:rFonts w:asciiTheme="majorHAnsi" w:eastAsiaTheme="majorEastAsia" w:hAnsiTheme="majorHAnsi" w:cstheme="majorBidi"/>
+      <w:rFonts w:ascii="Times New Roman" w:hAnsi="Times New Roman" w:cs="Times New Roman" w:eastAsia="Times New Roman"/>
       <w:i/>
       <w:iCs/>
       <w:color w:val="404040" w:themeColor="text1" w:themeTint="BF"/>
@@ -4285,7 +4339,7 @@
         <w:spacing w:before="0" w:after="0" w:line="240" w:lineRule="auto"/>
       </w:pPr>
       <w:rPr>
-        <w:rFonts w:asciiTheme="majorHAnsi" w:eastAsiaTheme="majorEastAsia" w:hAnsiTheme="majorHAnsi" w:cstheme="majorBidi"/>
+        <w:rFonts w:ascii="Times New Roman" w:hAnsi="Times New Roman" w:cs="Times New Roman" w:eastAsia="Times New Roman"/>
         <w:b/>
         <w:bCs/>
       </w:rPr>
@@ -4306,7 +4360,7 @@
         <w:spacing w:before="0" w:after="0" w:line="240" w:lineRule="auto"/>
       </w:pPr>
       <w:rPr>
-        <w:rFonts w:asciiTheme="majorHAnsi" w:eastAsiaTheme="majorEastAsia" w:hAnsiTheme="majorHAnsi" w:cstheme="majorBidi"/>
+        <w:rFonts w:ascii="Times New Roman" w:hAnsi="Times New Roman" w:cs="Times New Roman" w:eastAsia="Times New Roman"/>
         <w:b/>
         <w:bCs/>
       </w:rPr>
@@ -4324,14 +4378,14 @@
     </w:tblStylePr>
     <w:tblStylePr w:type="firstCol">
       <w:rPr>
-        <w:rFonts w:asciiTheme="majorHAnsi" w:eastAsiaTheme="majorEastAsia" w:hAnsiTheme="majorHAnsi" w:cstheme="majorBidi"/>
+        <w:rFonts w:ascii="Times New Roman" w:hAnsi="Times New Roman" w:cs="Times New Roman" w:eastAsia="Times New Roman"/>
         <w:b/>
         <w:bCs/>
       </w:rPr>
     </w:tblStylePr>
     <w:tblStylePr w:type="lastCol">
       <w:rPr>
-        <w:rFonts w:asciiTheme="majorHAnsi" w:eastAsiaTheme="majorEastAsia" w:hAnsiTheme="majorHAnsi" w:cstheme="majorBidi"/>
+        <w:rFonts w:ascii="Times New Roman" w:hAnsi="Times New Roman" w:cs="Times New Roman" w:eastAsia="Times New Roman"/>
         <w:b/>
         <w:bCs/>
       </w:rPr>
@@ -4415,7 +4469,7 @@
         <w:spacing w:before="0" w:after="0" w:line="240" w:lineRule="auto"/>
       </w:pPr>
       <w:rPr>
-        <w:rFonts w:asciiTheme="majorHAnsi" w:eastAsiaTheme="majorEastAsia" w:hAnsiTheme="majorHAnsi" w:cstheme="majorBidi"/>
+        <w:rFonts w:ascii="Times New Roman" w:hAnsi="Times New Roman" w:cs="Times New Roman" w:eastAsia="Times New Roman"/>
         <w:b/>
         <w:bCs/>
       </w:rPr>
@@ -4436,7 +4490,7 @@
         <w:spacing w:before="0" w:after="0" w:line="240" w:lineRule="auto"/>
       </w:pPr>
       <w:rPr>
-        <w:rFonts w:asciiTheme="majorHAnsi" w:eastAsiaTheme="majorEastAsia" w:hAnsiTheme="majorHAnsi" w:cstheme="majorBidi"/>
+        <w:rFonts w:ascii="Times New Roman" w:hAnsi="Times New Roman" w:cs="Times New Roman" w:eastAsia="Times New Roman"/>
         <w:b/>
         <w:bCs/>
       </w:rPr>
@@ -4454,14 +4508,14 @@
     </w:tblStylePr>
     <w:tblStylePr w:type="firstCol">
       <w:rPr>
-        <w:rFonts w:asciiTheme="majorHAnsi" w:eastAsiaTheme="majorEastAsia" w:hAnsiTheme="majorHAnsi" w:cstheme="majorBidi"/>
+        <w:rFonts w:ascii="Times New Roman" w:hAnsi="Times New Roman" w:cs="Times New Roman" w:eastAsia="Times New Roman"/>
         <w:b/>
         <w:bCs/>
       </w:rPr>
     </w:tblStylePr>
     <w:tblStylePr w:type="lastCol">
       <w:rPr>
-        <w:rFonts w:asciiTheme="majorHAnsi" w:eastAsiaTheme="majorEastAsia" w:hAnsiTheme="majorHAnsi" w:cstheme="majorBidi"/>
+        <w:rFonts w:ascii="Times New Roman" w:hAnsi="Times New Roman" w:cs="Times New Roman" w:eastAsia="Times New Roman"/>
         <w:b/>
         <w:bCs/>
       </w:rPr>
@@ -4545,7 +4599,7 @@
         <w:spacing w:before="0" w:after="0" w:line="240" w:lineRule="auto"/>
       </w:pPr>
       <w:rPr>
-        <w:rFonts w:asciiTheme="majorHAnsi" w:eastAsiaTheme="majorEastAsia" w:hAnsiTheme="majorHAnsi" w:cstheme="majorBidi"/>
+        <w:rFonts w:ascii="Times New Roman" w:hAnsi="Times New Roman" w:cs="Times New Roman" w:eastAsia="Times New Roman"/>
         <w:b/>
         <w:bCs/>
       </w:rPr>
@@ -4566,7 +4620,7 @@
         <w:spacing w:before="0" w:after="0" w:line="240" w:lineRule="auto"/>
       </w:pPr>
       <w:rPr>
-        <w:rFonts w:asciiTheme="majorHAnsi" w:eastAsiaTheme="majorEastAsia" w:hAnsiTheme="majorHAnsi" w:cstheme="majorBidi"/>
+        <w:rFonts w:ascii="Times New Roman" w:hAnsi="Times New Roman" w:cs="Times New Roman" w:eastAsia="Times New Roman"/>
         <w:b/>
         <w:bCs/>
       </w:rPr>
@@ -4584,14 +4638,14 @@
     </w:tblStylePr>
     <w:tblStylePr w:type="firstCol">
       <w:rPr>
-        <w:rFonts w:asciiTheme="majorHAnsi" w:eastAsiaTheme="majorEastAsia" w:hAnsiTheme="majorHAnsi" w:cstheme="majorBidi"/>
+        <w:rFonts w:ascii="Times New Roman" w:hAnsi="Times New Roman" w:cs="Times New Roman" w:eastAsia="Times New Roman"/>
         <w:b/>
         <w:bCs/>
       </w:rPr>
     </w:tblStylePr>
     <w:tblStylePr w:type="lastCol">
       <w:rPr>
-        <w:rFonts w:asciiTheme="majorHAnsi" w:eastAsiaTheme="majorEastAsia" w:hAnsiTheme="majorHAnsi" w:cstheme="majorBidi"/>
+        <w:rFonts w:ascii="Times New Roman" w:hAnsi="Times New Roman" w:cs="Times New Roman" w:eastAsia="Times New Roman"/>
         <w:b/>
         <w:bCs/>
       </w:rPr>
@@ -4675,7 +4729,7 @@
         <w:spacing w:before="0" w:after="0" w:line="240" w:lineRule="auto"/>
       </w:pPr>
       <w:rPr>
-        <w:rFonts w:asciiTheme="majorHAnsi" w:eastAsiaTheme="majorEastAsia" w:hAnsiTheme="majorHAnsi" w:cstheme="majorBidi"/>
+        <w:rFonts w:ascii="Times New Roman" w:hAnsi="Times New Roman" w:cs="Times New Roman" w:eastAsia="Times New Roman"/>
         <w:b/>
         <w:bCs/>
       </w:rPr>
@@ -4696,7 +4750,7 @@
         <w:spacing w:before="0" w:after="0" w:line="240" w:lineRule="auto"/>
       </w:pPr>
       <w:rPr>
-        <w:rFonts w:asciiTheme="majorHAnsi" w:eastAsiaTheme="majorEastAsia" w:hAnsiTheme="majorHAnsi" w:cstheme="majorBidi"/>
+        <w:rFonts w:ascii="Times New Roman" w:hAnsi="Times New Roman" w:cs="Times New Roman" w:eastAsia="Times New Roman"/>
         <w:b/>
         <w:bCs/>
       </w:rPr>
@@ -4714,14 +4768,14 @@
     </w:tblStylePr>
     <w:tblStylePr w:type="firstCol">
       <w:rPr>
-        <w:rFonts w:asciiTheme="majorHAnsi" w:eastAsiaTheme="majorEastAsia" w:hAnsiTheme="majorHAnsi" w:cstheme="majorBidi"/>
+        <w:rFonts w:ascii="Times New Roman" w:hAnsi="Times New Roman" w:cs="Times New Roman" w:eastAsia="Times New Roman"/>
         <w:b/>
         <w:bCs/>
       </w:rPr>
     </w:tblStylePr>
     <w:tblStylePr w:type="lastCol">
       <w:rPr>
-        <w:rFonts w:asciiTheme="majorHAnsi" w:eastAsiaTheme="majorEastAsia" w:hAnsiTheme="majorHAnsi" w:cstheme="majorBidi"/>
+        <w:rFonts w:ascii="Times New Roman" w:hAnsi="Times New Roman" w:cs="Times New Roman" w:eastAsia="Times New Roman"/>
         <w:b/>
         <w:bCs/>
       </w:rPr>
@@ -4805,7 +4859,7 @@
         <w:spacing w:before="0" w:after="0" w:line="240" w:lineRule="auto"/>
       </w:pPr>
       <w:rPr>
-        <w:rFonts w:asciiTheme="majorHAnsi" w:eastAsiaTheme="majorEastAsia" w:hAnsiTheme="majorHAnsi" w:cstheme="majorBidi"/>
+        <w:rFonts w:ascii="Times New Roman" w:hAnsi="Times New Roman" w:cs="Times New Roman" w:eastAsia="Times New Roman"/>
         <w:b/>
         <w:bCs/>
       </w:rPr>
@@ -4826,7 +4880,7 @@
         <w:spacing w:before="0" w:after="0" w:line="240" w:lineRule="auto"/>
       </w:pPr>
       <w:rPr>
-        <w:rFonts w:asciiTheme="majorHAnsi" w:eastAsiaTheme="majorEastAsia" w:hAnsiTheme="majorHAnsi" w:cstheme="majorBidi"/>
+        <w:rFonts w:ascii="Times New Roman" w:hAnsi="Times New Roman" w:cs="Times New Roman" w:eastAsia="Times New Roman"/>
         <w:b/>
         <w:bCs/>
       </w:rPr>
@@ -4844,14 +4898,14 @@
     </w:tblStylePr>
     <w:tblStylePr w:type="firstCol">
       <w:rPr>
-        <w:rFonts w:asciiTheme="majorHAnsi" w:eastAsiaTheme="majorEastAsia" w:hAnsiTheme="majorHAnsi" w:cstheme="majorBidi"/>
+        <w:rFonts w:ascii="Times New Roman" w:hAnsi="Times New Roman" w:cs="Times New Roman" w:eastAsia="Times New Roman"/>
         <w:b/>
         <w:bCs/>
       </w:rPr>
     </w:tblStylePr>
     <w:tblStylePr w:type="lastCol">
       <w:rPr>
-        <w:rFonts w:asciiTheme="majorHAnsi" w:eastAsiaTheme="majorEastAsia" w:hAnsiTheme="majorHAnsi" w:cstheme="majorBidi"/>
+        <w:rFonts w:ascii="Times New Roman" w:hAnsi="Times New Roman" w:cs="Times New Roman" w:eastAsia="Times New Roman"/>
         <w:b/>
         <w:bCs/>
       </w:rPr>
@@ -4935,7 +4989,7 @@
         <w:spacing w:before="0" w:after="0" w:line="240" w:lineRule="auto"/>
       </w:pPr>
       <w:rPr>
-        <w:rFonts w:asciiTheme="majorHAnsi" w:eastAsiaTheme="majorEastAsia" w:hAnsiTheme="majorHAnsi" w:cstheme="majorBidi"/>
+        <w:rFonts w:ascii="Times New Roman" w:hAnsi="Times New Roman" w:cs="Times New Roman" w:eastAsia="Times New Roman"/>
         <w:b/>
         <w:bCs/>
       </w:rPr>
@@ -4956,7 +5010,7 @@
         <w:spacing w:before="0" w:after="0" w:line="240" w:lineRule="auto"/>
       </w:pPr>
       <w:rPr>
-        <w:rFonts w:asciiTheme="majorHAnsi" w:eastAsiaTheme="majorEastAsia" w:hAnsiTheme="majorHAnsi" w:cstheme="majorBidi"/>
+        <w:rFonts w:ascii="Times New Roman" w:hAnsi="Times New Roman" w:cs="Times New Roman" w:eastAsia="Times New Roman"/>
         <w:b/>
         <w:bCs/>
       </w:rPr>
@@ -4974,14 +5028,14 @@
     </w:tblStylePr>
     <w:tblStylePr w:type="firstCol">
       <w:rPr>
-        <w:rFonts w:asciiTheme="majorHAnsi" w:eastAsiaTheme="majorEastAsia" w:hAnsiTheme="majorHAnsi" w:cstheme="majorBidi"/>
+        <w:rFonts w:ascii="Times New Roman" w:hAnsi="Times New Roman" w:cs="Times New Roman" w:eastAsia="Times New Roman"/>
         <w:b/>
         <w:bCs/>
       </w:rPr>
     </w:tblStylePr>
     <w:tblStylePr w:type="lastCol">
       <w:rPr>
-        <w:rFonts w:asciiTheme="majorHAnsi" w:eastAsiaTheme="majorEastAsia" w:hAnsiTheme="majorHAnsi" w:cstheme="majorBidi"/>
+        <w:rFonts w:ascii="Times New Roman" w:hAnsi="Times New Roman" w:cs="Times New Roman" w:eastAsia="Times New Roman"/>
         <w:b/>
         <w:bCs/>
       </w:rPr>
@@ -5065,7 +5119,7 @@
         <w:spacing w:before="0" w:after="0" w:line="240" w:lineRule="auto"/>
       </w:pPr>
       <w:rPr>
-        <w:rFonts w:asciiTheme="majorHAnsi" w:eastAsiaTheme="majorEastAsia" w:hAnsiTheme="majorHAnsi" w:cstheme="majorBidi"/>
+        <w:rFonts w:ascii="Times New Roman" w:hAnsi="Times New Roman" w:cs="Times New Roman" w:eastAsia="Times New Roman"/>
         <w:b/>
         <w:bCs/>
       </w:rPr>
@@ -5086,7 +5140,7 @@
         <w:spacing w:before="0" w:after="0" w:line="240" w:lineRule="auto"/>
       </w:pPr>
       <w:rPr>
-        <w:rFonts w:asciiTheme="majorHAnsi" w:eastAsiaTheme="majorEastAsia" w:hAnsiTheme="majorHAnsi" w:cstheme="majorBidi"/>
+        <w:rFonts w:ascii="Times New Roman" w:hAnsi="Times New Roman" w:cs="Times New Roman" w:eastAsia="Times New Roman"/>
         <w:b/>
         <w:bCs/>
       </w:rPr>
@@ -5104,14 +5158,14 @@
     </w:tblStylePr>
     <w:tblStylePr w:type="firstCol">
       <w:rPr>
-        <w:rFonts w:asciiTheme="majorHAnsi" w:eastAsiaTheme="majorEastAsia" w:hAnsiTheme="majorHAnsi" w:cstheme="majorBidi"/>
+        <w:rFonts w:ascii="Times New Roman" w:hAnsi="Times New Roman" w:cs="Times New Roman" w:eastAsia="Times New Roman"/>
         <w:b/>
         <w:bCs/>
       </w:rPr>
     </w:tblStylePr>
     <w:tblStylePr w:type="lastCol">
       <w:rPr>
-        <w:rFonts w:asciiTheme="majorHAnsi" w:eastAsiaTheme="majorEastAsia" w:hAnsiTheme="majorHAnsi" w:cstheme="majorBidi"/>
+        <w:rFonts w:ascii="Times New Roman" w:hAnsi="Times New Roman" w:cs="Times New Roman" w:eastAsia="Times New Roman"/>
         <w:b/>
         <w:bCs/>
       </w:rPr>
@@ -6976,7 +7030,7 @@
     </w:tblPr>
     <w:tblStylePr w:type="firstRow">
       <w:rPr>
-        <w:rFonts w:asciiTheme="majorHAnsi" w:eastAsiaTheme="majorEastAsia" w:hAnsiTheme="majorHAnsi" w:cstheme="majorBidi"/>
+        <w:rFonts w:ascii="Times New Roman" w:hAnsi="Times New Roman" w:cs="Times New Roman" w:eastAsia="Times New Roman"/>
       </w:rPr>
       <w:tblPr/>
       <w:tcPr>
@@ -7060,7 +7114,7 @@
     </w:tblPr>
     <w:tblStylePr w:type="firstRow">
       <w:rPr>
-        <w:rFonts w:asciiTheme="majorHAnsi" w:eastAsiaTheme="majorEastAsia" w:hAnsiTheme="majorHAnsi" w:cstheme="majorBidi"/>
+        <w:rFonts w:ascii="Times New Roman" w:hAnsi="Times New Roman" w:cs="Times New Roman" w:eastAsia="Times New Roman"/>
       </w:rPr>
       <w:tblPr/>
       <w:tcPr>
@@ -7144,7 +7198,7 @@
     </w:tblPr>
     <w:tblStylePr w:type="firstRow">
       <w:rPr>
-        <w:rFonts w:asciiTheme="majorHAnsi" w:eastAsiaTheme="majorEastAsia" w:hAnsiTheme="majorHAnsi" w:cstheme="majorBidi"/>
+        <w:rFonts w:ascii="Times New Roman" w:hAnsi="Times New Roman" w:cs="Times New Roman" w:eastAsia="Times New Roman"/>
       </w:rPr>
       <w:tblPr/>
       <w:tcPr>
@@ -7228,7 +7282,7 @@
     </w:tblPr>
     <w:tblStylePr w:type="firstRow">
       <w:rPr>
-        <w:rFonts w:asciiTheme="majorHAnsi" w:eastAsiaTheme="majorEastAsia" w:hAnsiTheme="majorHAnsi" w:cstheme="majorBidi"/>
+        <w:rFonts w:ascii="Times New Roman" w:hAnsi="Times New Roman" w:cs="Times New Roman" w:eastAsia="Times New Roman"/>
       </w:rPr>
       <w:tblPr/>
       <w:tcPr>
@@ -7312,7 +7366,7 @@
     </w:tblPr>
     <w:tblStylePr w:type="firstRow">
       <w:rPr>
-        <w:rFonts w:asciiTheme="majorHAnsi" w:eastAsiaTheme="majorEastAsia" w:hAnsiTheme="majorHAnsi" w:cstheme="majorBidi"/>
+        <w:rFonts w:ascii="Times New Roman" w:hAnsi="Times New Roman" w:cs="Times New Roman" w:eastAsia="Times New Roman"/>
       </w:rPr>
       <w:tblPr/>
       <w:tcPr>
@@ -7396,7 +7450,7 @@
     </w:tblPr>
     <w:tblStylePr w:type="firstRow">
       <w:rPr>
-        <w:rFonts w:asciiTheme="majorHAnsi" w:eastAsiaTheme="majorEastAsia" w:hAnsiTheme="majorHAnsi" w:cstheme="majorBidi"/>
+        <w:rFonts w:ascii="Times New Roman" w:hAnsi="Times New Roman" w:cs="Times New Roman" w:eastAsia="Times New Roman"/>
       </w:rPr>
       <w:tblPr/>
       <w:tcPr>
@@ -7480,7 +7534,7 @@
     </w:tblPr>
     <w:tblStylePr w:type="firstRow">
       <w:rPr>
-        <w:rFonts w:asciiTheme="majorHAnsi" w:eastAsiaTheme="majorEastAsia" w:hAnsiTheme="majorHAnsi" w:cstheme="majorBidi"/>
+        <w:rFonts w:ascii="Times New Roman" w:hAnsi="Times New Roman" w:cs="Times New Roman" w:eastAsia="Times New Roman"/>
       </w:rPr>
       <w:tblPr/>
       <w:tcPr>
@@ -7545,7 +7599,7 @@
       <w:spacing w:after="0" w:line="240" w:lineRule="auto"/>
     </w:pPr>
     <w:rPr>
-      <w:rFonts w:asciiTheme="majorHAnsi" w:eastAsiaTheme="majorEastAsia" w:hAnsiTheme="majorHAnsi" w:cstheme="majorBidi"/>
+      <w:rFonts w:ascii="Times New Roman" w:hAnsi="Times New Roman" w:cs="Times New Roman" w:eastAsia="Times New Roman"/>
       <w:color w:val="000000" w:themeColor="text1"/>
     </w:rPr>
     <w:tblPr>
@@ -7673,7 +7727,7 @@
       <w:spacing w:after="0" w:line="240" w:lineRule="auto"/>
     </w:pPr>
     <w:rPr>
-      <w:rFonts w:asciiTheme="majorHAnsi" w:eastAsiaTheme="majorEastAsia" w:hAnsiTheme="majorHAnsi" w:cstheme="majorBidi"/>
+      <w:rFonts w:ascii="Times New Roman" w:hAnsi="Times New Roman" w:cs="Times New Roman" w:eastAsia="Times New Roman"/>
       <w:color w:val="000000" w:themeColor="text1"/>
     </w:rPr>
     <w:tblPr>
@@ -7801,7 +7855,7 @@
       <w:spacing w:after="0" w:line="240" w:lineRule="auto"/>
     </w:pPr>
     <w:rPr>
-      <w:rFonts w:asciiTheme="majorHAnsi" w:eastAsiaTheme="majorEastAsia" w:hAnsiTheme="majorHAnsi" w:cstheme="majorBidi"/>
+      <w:rFonts w:ascii="Times New Roman" w:hAnsi="Times New Roman" w:cs="Times New Roman" w:eastAsia="Times New Roman"/>
       <w:color w:val="000000" w:themeColor="text1"/>
     </w:rPr>
     <w:tblPr>
@@ -7929,7 +7983,7 @@
       <w:spacing w:after="0" w:line="240" w:lineRule="auto"/>
     </w:pPr>
     <w:rPr>
-      <w:rFonts w:asciiTheme="majorHAnsi" w:eastAsiaTheme="majorEastAsia" w:hAnsiTheme="majorHAnsi" w:cstheme="majorBidi"/>
+      <w:rFonts w:ascii="Times New Roman" w:hAnsi="Times New Roman" w:cs="Times New Roman" w:eastAsia="Times New Roman"/>
       <w:color w:val="000000" w:themeColor="text1"/>
     </w:rPr>
     <w:tblPr>
@@ -8057,7 +8111,7 @@
       <w:spacing w:after="0" w:line="240" w:lineRule="auto"/>
     </w:pPr>
     <w:rPr>
-      <w:rFonts w:asciiTheme="majorHAnsi" w:eastAsiaTheme="majorEastAsia" w:hAnsiTheme="majorHAnsi" w:cstheme="majorBidi"/>
+      <w:rFonts w:ascii="Times New Roman" w:hAnsi="Times New Roman" w:cs="Times New Roman" w:eastAsia="Times New Roman"/>
       <w:color w:val="000000" w:themeColor="text1"/>
     </w:rPr>
     <w:tblPr>
@@ -8185,7 +8239,7 @@
       <w:spacing w:after="0" w:line="240" w:lineRule="auto"/>
     </w:pPr>
     <w:rPr>
-      <w:rFonts w:asciiTheme="majorHAnsi" w:eastAsiaTheme="majorEastAsia" w:hAnsiTheme="majorHAnsi" w:cstheme="majorBidi"/>
+      <w:rFonts w:ascii="Times New Roman" w:hAnsi="Times New Roman" w:cs="Times New Roman" w:eastAsia="Times New Roman"/>
       <w:color w:val="000000" w:themeColor="text1"/>
     </w:rPr>
     <w:tblPr>
@@ -8313,7 +8367,7 @@
       <w:spacing w:after="0" w:line="240" w:lineRule="auto"/>
     </w:pPr>
     <w:rPr>
-      <w:rFonts w:asciiTheme="majorHAnsi" w:eastAsiaTheme="majorEastAsia" w:hAnsiTheme="majorHAnsi" w:cstheme="majorBidi"/>
+      <w:rFonts w:ascii="Times New Roman" w:hAnsi="Times New Roman" w:cs="Times New Roman" w:eastAsia="Times New Roman"/>
       <w:color w:val="000000" w:themeColor="text1"/>
     </w:rPr>
     <w:tblPr>
@@ -8952,7 +9006,7 @@
       <w:spacing w:after="0" w:line="240" w:lineRule="auto"/>
     </w:pPr>
     <w:rPr>
-      <w:rFonts w:asciiTheme="majorHAnsi" w:eastAsiaTheme="majorEastAsia" w:hAnsiTheme="majorHAnsi" w:cstheme="majorBidi"/>
+      <w:rFonts w:ascii="Times New Roman" w:hAnsi="Times New Roman" w:cs="Times New Roman" w:eastAsia="Times New Roman"/>
       <w:color w:val="000000" w:themeColor="text1"/>
     </w:rPr>
     <w:tblPr>
@@ -9077,7 +9131,7 @@
       <w:spacing w:after="0" w:line="240" w:lineRule="auto"/>
     </w:pPr>
     <w:rPr>
-      <w:rFonts w:asciiTheme="majorHAnsi" w:eastAsiaTheme="majorEastAsia" w:hAnsiTheme="majorHAnsi" w:cstheme="majorBidi"/>
+      <w:rFonts w:ascii="Times New Roman" w:hAnsi="Times New Roman" w:cs="Times New Roman" w:eastAsia="Times New Roman"/>
       <w:color w:val="000000" w:themeColor="text1"/>
     </w:rPr>
     <w:tblPr>
@@ -9202,7 +9256,7 @@
       <w:spacing w:after="0" w:line="240" w:lineRule="auto"/>
     </w:pPr>
     <w:rPr>
-      <w:rFonts w:asciiTheme="majorHAnsi" w:eastAsiaTheme="majorEastAsia" w:hAnsiTheme="majorHAnsi" w:cstheme="majorBidi"/>
+      <w:rFonts w:ascii="Times New Roman" w:hAnsi="Times New Roman" w:cs="Times New Roman" w:eastAsia="Times New Roman"/>
       <w:color w:val="000000" w:themeColor="text1"/>
     </w:rPr>
     <w:tblPr>
@@ -9327,7 +9381,7 @@
       <w:spacing w:after="0" w:line="240" w:lineRule="auto"/>
     </w:pPr>
     <w:rPr>
-      <w:rFonts w:asciiTheme="majorHAnsi" w:eastAsiaTheme="majorEastAsia" w:hAnsiTheme="majorHAnsi" w:cstheme="majorBidi"/>
+      <w:rFonts w:ascii="Times New Roman" w:hAnsi="Times New Roman" w:cs="Times New Roman" w:eastAsia="Times New Roman"/>
       <w:color w:val="000000" w:themeColor="text1"/>
     </w:rPr>
     <w:tblPr>
@@ -9452,7 +9506,7 @@
       <w:spacing w:after="0" w:line="240" w:lineRule="auto"/>
     </w:pPr>
     <w:rPr>
-      <w:rFonts w:asciiTheme="majorHAnsi" w:eastAsiaTheme="majorEastAsia" w:hAnsiTheme="majorHAnsi" w:cstheme="majorBidi"/>
+      <w:rFonts w:ascii="Times New Roman" w:hAnsi="Times New Roman" w:cs="Times New Roman" w:eastAsia="Times New Roman"/>
       <w:color w:val="000000" w:themeColor="text1"/>
     </w:rPr>
     <w:tblPr>
@@ -9577,7 +9631,7 @@
       <w:spacing w:after="0" w:line="240" w:lineRule="auto"/>
     </w:pPr>
     <w:rPr>
-      <w:rFonts w:asciiTheme="majorHAnsi" w:eastAsiaTheme="majorEastAsia" w:hAnsiTheme="majorHAnsi" w:cstheme="majorBidi"/>
+      <w:rFonts w:ascii="Times New Roman" w:hAnsi="Times New Roman" w:cs="Times New Roman" w:eastAsia="Times New Roman"/>
       <w:color w:val="000000" w:themeColor="text1"/>
     </w:rPr>
     <w:tblPr>
@@ -9702,7 +9756,7 @@
       <w:spacing w:after="0" w:line="240" w:lineRule="auto"/>
     </w:pPr>
     <w:rPr>
-      <w:rFonts w:asciiTheme="majorHAnsi" w:eastAsiaTheme="majorEastAsia" w:hAnsiTheme="majorHAnsi" w:cstheme="majorBidi"/>
+      <w:rFonts w:ascii="Times New Roman" w:hAnsi="Times New Roman" w:cs="Times New Roman" w:eastAsia="Times New Roman"/>
       <w:color w:val="000000" w:themeColor="text1"/>
     </w:rPr>
     <w:tblPr>
@@ -25457,7 +25511,7 @@
     </a:clrScheme>
     <a:fontScheme name="Office">
       <a:majorFont>
-        <a:latin typeface="Calibri"/>
+        <a:latin typeface="Times New Roman"/>
         <a:ea typeface=""/>
         <a:cs typeface=""/>
         <a:font script="Jpan" typeface="ＭＳ ゴシック"/>
@@ -25492,7 +25546,7 @@
         <a:font script="Geor" typeface="Sylfaen"/>
       </a:majorFont>
       <a:minorFont>
-        <a:latin typeface="Cambria"/>
+        <a:latin typeface="Times New Roman"/>
         <a:ea typeface=""/>
         <a:cs typeface=""/>
         <a:font script="Jpan" typeface="ＭＳ 明朝"/>
